--- a/Python Script SMW200A Instructions.docx
+++ b/Python Script SMW200A Instructions.docx
@@ -2227,9 +2227,11 @@
       <w:r>
         <w:t xml:space="preserve"> version 1.26.3. It most likely will work with any version </w:t>
       </w:r>
+      <w:proofErr w:type="gramStart"/>
       <w:r>
         <w:t>previous to</w:t>
       </w:r>
+      <w:proofErr w:type="gramEnd"/>
       <w:r>
         <w:t xml:space="preserve"> 2.0, but </w:t>
       </w:r>
@@ -2907,7 +2909,15 @@
         <w:spacing w:after="240"/>
       </w:pPr>
       <w:r>
-        <w:t>Change the working directory to the Python installation of your choice (adjust the user name and python version in the path):</w:t>
+        <w:t xml:space="preserve">Change the working directory to the Python installation of your choice (adjust the </w:t>
+      </w:r>
+      <w:proofErr w:type="gramStart"/>
+      <w:r>
+        <w:t>user name</w:t>
+      </w:r>
+      <w:proofErr w:type="gramEnd"/>
+      <w:r>
+        <w:t xml:space="preserve"> and python version in the path):</w:t>
       </w:r>
     </w:p>
     <w:p>
@@ -3691,11 +3701,10 @@
               <w:bottom w:w="0" w:type="dxa"/>
               <w:right w:w="108" w:type="dxa"/>
             </w:tcMar>
-            <w:hideMark/>
           </w:tcPr>
           <w:p>
             <w:r>
-              <w:t>Mod</w:t>
+              <w:t>Path</w:t>
             </w:r>
           </w:p>
         </w:tc>
@@ -3714,31 +3723,10 @@
               <w:bottom w:w="0" w:type="dxa"/>
               <w:right w:w="108" w:type="dxa"/>
             </w:tcMar>
-            <w:hideMark/>
           </w:tcPr>
           <w:p>
             <w:r>
-              <w:t xml:space="preserve">Rectangular, </w:t>
-            </w:r>
-          </w:p>
-          <w:p>
-            <w:r>
-              <w:t xml:space="preserve">Linear Chirp, </w:t>
-            </w:r>
-          </w:p>
-          <w:p>
-            <w:proofErr w:type="spellStart"/>
-            <w:r>
-              <w:t>Tchirp</w:t>
-            </w:r>
-            <w:proofErr w:type="spellEnd"/>
-            <w:r>
-              <w:t xml:space="preserve">, </w:t>
-            </w:r>
-          </w:p>
-          <w:p>
-            <w:r>
-              <w:t>Barker</w:t>
+              <w:t>0, 1</w:t>
             </w:r>
           </w:p>
         </w:tc>
@@ -3757,11 +3745,10 @@
               <w:bottom w:w="0" w:type="dxa"/>
               <w:right w:w="108" w:type="dxa"/>
             </w:tcMar>
-            <w:hideMark/>
           </w:tcPr>
           <w:p>
             <w:r>
-              <w:t>N/A</w:t>
+              <w:t xml:space="preserve">N/A </w:t>
             </w:r>
           </w:p>
         </w:tc>
@@ -3780,11 +3767,41 @@
               <w:bottom w:w="0" w:type="dxa"/>
               <w:right w:w="108" w:type="dxa"/>
             </w:tcMar>
-            <w:hideMark/>
           </w:tcPr>
           <w:p>
             <w:r>
-              <w:t xml:space="preserve">In PDW, this is the type of pulse modulation. </w:t>
+              <w:t xml:space="preserve">Sets the desired RF path to configure TCDW types </w:t>
+            </w:r>
+            <w:proofErr w:type="spellStart"/>
+            <w:r>
+              <w:t>rffreq</w:t>
+            </w:r>
+            <w:proofErr w:type="spellEnd"/>
+            <w:r>
+              <w:t xml:space="preserve">, </w:t>
+            </w:r>
+            <w:proofErr w:type="spellStart"/>
+            <w:r>
+              <w:t>rflevel</w:t>
+            </w:r>
+            <w:proofErr w:type="spellEnd"/>
+            <w:r>
+              <w:t xml:space="preserve">, </w:t>
+            </w:r>
+            <w:proofErr w:type="spellStart"/>
+            <w:r>
+              <w:t>rffreqlevel</w:t>
+            </w:r>
+            <w:proofErr w:type="spellEnd"/>
+          </w:p>
+          <w:p>
+            <w:r>
+              <w:t>0 – configures RF path A</w:t>
+            </w:r>
+          </w:p>
+          <w:p>
+            <w:r>
+              <w:t>1 – configures RF path B</w:t>
             </w:r>
           </w:p>
         </w:tc>
@@ -3809,6 +3826,120 @@
           </w:tcPr>
           <w:p>
             <w:r>
+              <w:t>Mod</w:t>
+            </w:r>
+          </w:p>
+        </w:tc>
+        <w:tc>
+          <w:tcPr>
+            <w:tcW w:w="2295" w:type="dxa"/>
+            <w:tcBorders>
+              <w:top w:val="nil"/>
+              <w:left w:val="nil"/>
+              <w:bottom w:val="single" w:sz="8" w:space="0" w:color="auto"/>
+              <w:right w:val="single" w:sz="8" w:space="0" w:color="auto"/>
+            </w:tcBorders>
+            <w:tcMar>
+              <w:top w:w="0" w:type="dxa"/>
+              <w:left w:w="108" w:type="dxa"/>
+              <w:bottom w:w="0" w:type="dxa"/>
+              <w:right w:w="108" w:type="dxa"/>
+            </w:tcMar>
+            <w:hideMark/>
+          </w:tcPr>
+          <w:p>
+            <w:r>
+              <w:t xml:space="preserve">Rectangular, </w:t>
+            </w:r>
+          </w:p>
+          <w:p>
+            <w:r>
+              <w:t xml:space="preserve">Linear Chirp, </w:t>
+            </w:r>
+          </w:p>
+          <w:p>
+            <w:proofErr w:type="spellStart"/>
+            <w:r>
+              <w:t>Tchirp</w:t>
+            </w:r>
+            <w:proofErr w:type="spellEnd"/>
+            <w:r>
+              <w:t xml:space="preserve">, </w:t>
+            </w:r>
+          </w:p>
+          <w:p>
+            <w:r>
+              <w:t>Barker</w:t>
+            </w:r>
+          </w:p>
+        </w:tc>
+        <w:tc>
+          <w:tcPr>
+            <w:tcW w:w="1195" w:type="dxa"/>
+            <w:tcBorders>
+              <w:top w:val="nil"/>
+              <w:left w:val="nil"/>
+              <w:bottom w:val="single" w:sz="8" w:space="0" w:color="auto"/>
+              <w:right w:val="single" w:sz="8" w:space="0" w:color="auto"/>
+            </w:tcBorders>
+            <w:tcMar>
+              <w:top w:w="0" w:type="dxa"/>
+              <w:left w:w="108" w:type="dxa"/>
+              <w:bottom w:w="0" w:type="dxa"/>
+              <w:right w:w="108" w:type="dxa"/>
+            </w:tcMar>
+            <w:hideMark/>
+          </w:tcPr>
+          <w:p>
+            <w:r>
+              <w:t>N/A</w:t>
+            </w:r>
+          </w:p>
+        </w:tc>
+        <w:tc>
+          <w:tcPr>
+            <w:tcW w:w="10554" w:type="dxa"/>
+            <w:tcBorders>
+              <w:top w:val="nil"/>
+              <w:left w:val="nil"/>
+              <w:bottom w:val="single" w:sz="8" w:space="0" w:color="auto"/>
+              <w:right w:val="single" w:sz="8" w:space="0" w:color="auto"/>
+            </w:tcBorders>
+            <w:tcMar>
+              <w:top w:w="0" w:type="dxa"/>
+              <w:left w:w="108" w:type="dxa"/>
+              <w:bottom w:w="0" w:type="dxa"/>
+              <w:right w:w="108" w:type="dxa"/>
+            </w:tcMar>
+            <w:hideMark/>
+          </w:tcPr>
+          <w:p>
+            <w:r>
+              <w:t xml:space="preserve">In PDW, this is the type of pulse modulation. </w:t>
+            </w:r>
+          </w:p>
+        </w:tc>
+      </w:tr>
+      <w:tr>
+        <w:tc>
+          <w:tcPr>
+            <w:tcW w:w="2286" w:type="dxa"/>
+            <w:tcBorders>
+              <w:top w:val="nil"/>
+              <w:left w:val="single" w:sz="8" w:space="0" w:color="auto"/>
+              <w:bottom w:val="single" w:sz="8" w:space="0" w:color="auto"/>
+              <w:right w:val="single" w:sz="8" w:space="0" w:color="auto"/>
+            </w:tcBorders>
+            <w:tcMar>
+              <w:top w:w="0" w:type="dxa"/>
+              <w:left w:w="108" w:type="dxa"/>
+              <w:bottom w:w="0" w:type="dxa"/>
+              <w:right w:w="108" w:type="dxa"/>
+            </w:tcMar>
+            <w:hideMark/>
+          </w:tcPr>
+          <w:p>
+            <w:r>
               <w:t>RF</w:t>
             </w:r>
           </w:p>
@@ -3845,7 +3976,18 @@
             </w:r>
             <w:proofErr w:type="spellEnd"/>
             <w:r>
-              <w:t>, EOF</w:t>
+              <w:t xml:space="preserve">, </w:t>
+            </w:r>
+            <w:proofErr w:type="spellStart"/>
+            <w:r>
+              <w:t>rffreqlevel</w:t>
+            </w:r>
+            <w:proofErr w:type="spellEnd"/>
+            <w:r>
+              <w:t xml:space="preserve">, </w:t>
+            </w:r>
+            <w:r>
+              <w:t>EOF</w:t>
             </w:r>
           </w:p>
         </w:tc>
@@ -3895,6 +4037,17 @@
             </w:r>
             <w:r>
               <w:t xml:space="preserve"> </w:t>
+            </w:r>
+            <w:r>
+              <w:t>If ‘</w:t>
+            </w:r>
+            <w:proofErr w:type="spellStart"/>
+            <w:r>
+              <w:t>rffreqlevel</w:t>
+            </w:r>
+            <w:proofErr w:type="spellEnd"/>
+            <w:r>
+              <w:t>’ is used, adjusting the RF frequency &amp; level settings with a single TOA is possible. In this case, use ‘Level Offset (dB)’ column to enter the desired RF Level</w:t>
             </w:r>
           </w:p>
         </w:tc>
@@ -4377,6 +4530,20 @@
             <w:r>
               <w:t xml:space="preserve"> TCDW.</w:t>
             </w:r>
+            <w:r>
+              <w:t xml:space="preserve"> </w:t>
+            </w:r>
+            <w:r>
+              <w:t>If using ‘</w:t>
+            </w:r>
+            <w:proofErr w:type="spellStart"/>
+            <w:r>
+              <w:t>rffreqlevel</w:t>
+            </w:r>
+            <w:proofErr w:type="spellEnd"/>
+            <w:r>
+              <w:t>’ TCDW type, this column can be used to set RF level (follows same settling time guidelines as ‘Level’ column)</w:t>
+            </w:r>
           </w:p>
         </w:tc>
       </w:tr>
@@ -4494,6 +4661,7 @@
           </w:tcPr>
           <w:p>
             <w:r>
+              <w:lastRenderedPageBreak/>
               <w:t>Freq Step</w:t>
             </w:r>
           </w:p>
@@ -4985,7 +5153,6 @@
           </w:tcPr>
           <w:p>
             <w:r>
-              <w:lastRenderedPageBreak/>
               <w:t>Number of Pulses</w:t>
             </w:r>
           </w:p>
@@ -5498,7 +5665,15 @@
     </w:p>
     <w:p>
       <w:r>
-        <w:t xml:space="preserve">Each line in the .xlsx represents a pulse with a number of repetitions based on the “Number of Pulses” field. </w:t>
+        <w:t xml:space="preserve">Each line in the .xlsx represents a pulse with </w:t>
+      </w:r>
+      <w:proofErr w:type="gramStart"/>
+      <w:r>
+        <w:t>a number of</w:t>
+      </w:r>
+      <w:proofErr w:type="gramEnd"/>
+      <w:r>
+        <w:t xml:space="preserve"> repetitions based on the “Number of Pulses” field. </w:t>
       </w:r>
     </w:p>
     <w:p>
@@ -5526,6 +5701,7 @@
           <w:i/>
           <w:iCs/>
         </w:rPr>
+        <w:lastRenderedPageBreak/>
         <w:t xml:space="preserve">Note: If you do not have a EOF TCDW as your last descriptor word, one will be appended by the script. However, it is best practice to have this included in the file. </w:t>
       </w:r>
     </w:p>
@@ -5573,7 +5749,6 @@
       </w:pPr>
       <w:bookmarkStart w:id="22" w:name="_Toc176525799"/>
       <w:r>
-        <w:lastRenderedPageBreak/>
         <w:t>Run Python Script</w:t>
       </w:r>
       <w:bookmarkEnd w:id="22"/>
@@ -5642,8 +5817,13 @@
         <w:tab/>
         <w:t xml:space="preserve">&gt;&gt; </w:t>
       </w:r>
-      <w:r>
-        <w:t>python .\xdw_file_playback_v2.py</w:t>
+      <w:proofErr w:type="gramStart"/>
+      <w:r>
+        <w:t>python .</w:t>
+      </w:r>
+      <w:proofErr w:type="gramEnd"/>
+      <w:r>
+        <w:t>\xdw_file_playback_v2.py</w:t>
       </w:r>
     </w:p>
     <w:p>
@@ -5651,6 +5831,7 @@
         <w:rPr>
           <w:noProof/>
         </w:rPr>
+        <w:lastRenderedPageBreak/>
         <w:drawing>
           <wp:inline distT="0" distB="0" distL="0" distR="0" wp14:anchorId="2F112F70" wp14:editId="3DDD6BBA">
             <wp:extent cx="6138545" cy="1985645"/>
@@ -5699,7 +5880,6 @@
         <w:rPr>
           <w:noProof/>
         </w:rPr>
-        <w:lastRenderedPageBreak/>
         <w:drawing>
           <wp:inline distT="0" distB="0" distL="0" distR="0" wp14:anchorId="7A1119FD" wp14:editId="1263B58C">
             <wp:extent cx="6138545" cy="2266950"/>
@@ -5747,6 +5927,9 @@
     </w:p>
     <w:p>
       <w:r>
+        <w:rPr>
+          <w:noProof/>
+        </w:rPr>
         <w:lastRenderedPageBreak/>
         <w:drawing>
           <wp:inline distT="0" distB="0" distL="0" distR="0" wp14:anchorId="3F463EC1" wp14:editId="660217ED">
@@ -6552,7 +6735,15 @@
         </w:numPr>
       </w:pPr>
       <w:r>
-        <w:t>Under “Trigger In” tab, Select “Execute Trigger” (if in Armed Retrigger Mode),</w:t>
+        <w:t xml:space="preserve">Under “Trigger In” tab, </w:t>
+      </w:r>
+      <w:proofErr w:type="gramStart"/>
+      <w:r>
+        <w:t>Select</w:t>
+      </w:r>
+      <w:proofErr w:type="gramEnd"/>
+      <w:r>
+        <w:t xml:space="preserve"> “Execute Trigger” (if in Armed Retrigger Mode),</w:t>
       </w:r>
     </w:p>
     <w:p>
@@ -6874,6 +7065,9 @@
     </w:p>
     <w:p>
       <w:r>
+        <w:rPr>
+          <w:noProof/>
+        </w:rPr>
         <w:drawing>
           <wp:inline distT="0" distB="0" distL="0" distR="0" wp14:anchorId="6A8ABBF9" wp14:editId="7AEE0044">
             <wp:extent cx="4222011" cy="3804920"/>
@@ -10434,7 +10628,6 @@
   <w:style w:type="character" w:default="1" w:styleId="DefaultParagraphFont">
     <w:name w:val="Default Paragraph Font"/>
     <w:uiPriority w:val="1"/>
-    <w:semiHidden/>
     <w:unhideWhenUsed/>
   </w:style>
   <w:style w:type="table" w:default="1" w:styleId="TableNormal">
